--- a/output/tailored_resume.docx
+++ b/output/tailored_resume.docx
@@ -89,7 +89,7 @@
         </w:rPr>
       </w:pPr>
       <w:r>
-        <w:t>Analytically minded professional with a strong engineering and operations research background, experienced in building predictive forecasting models, interactive dashboards, and automated decision-support tools. Proven track record of leveraging SQL, Power BI, and generative AI to extract actionable insights from complex datasets and deliver intuitive visualizations to diverse stakeholders.</w:t>
+        <w:t>Data-driven Analyst with experience in statistical forecasting, data modeling, automated pipeline development, and AI agent integration. Proven track record of building predictive models, optimizing operational workflows, and evaluating performance metrics to guide high-stakes decision-making under uncertainty. Skilled in SQL, Power BI, DAX, and advanced analytics, with a focus on translating complex data into actionable projections and executive insights.</w:t>
       </w:r>
     </w:p>
     <w:sdt>
@@ -104,7 +104,6 @@
         <w:showingPlcHdr/>
         <w15:appearance w15:val="hidden"/>
       </w:sdtPr>
-      <w:sdtEndPr/>
       <w:sdtContent>
         <w:p>
           <w:pPr>
@@ -421,7 +420,7 @@
         <w:pStyle w:val="ListBullet"/>
       </w:pPr>
       <w:r>
-        <w:t>Developed HR Pathfinder, a RAG-based AI assistant with enterprise governance, testing guardrails, and prompt engineering, securing a 0% failure rate and saving 650 annual hours ($23.8K annual benefit).</w:t>
+        <w:t>Built an enterprise RAG-based AI assistant and evaluation framework with strict governance controls, achieving a 0% failure rate and generating $23.8K in annual benefits.</w:t>
       </w:r>
     </w:p>
     <w:p>
@@ -429,7 +428,7 @@
         <w:pStyle w:val="ListBullet"/>
       </w:pPr>
       <w:r>
-        <w:t>Engineered Interview HQ platform integrating custom AI agents to automate interview guide generation, scoring, and candidate history, yielding $30K in platform savings.</w:t>
+        <w:t>Engineered an AI agent application to automate guide generation and scoring models, saving $30K in platform licensing and mitigating mis-hire risk.</w:t>
       </w:r>
     </w:p>
     <w:p>
@@ -437,23 +436,43 @@
         <w:pStyle w:val="ListBullet"/>
       </w:pPr>
       <w:r>
-        <w:t>Architected an executive Learning &amp; Development Power BI dashboard with robust data modeling, establishing a centralized source of truth and saving 40-60 hours annually.</w:t>
+        <w:t>Designed and modeled an executive Learning &amp; Development dashboard establishing a single source of truth, reducing reporting effort by 40-60 hours annually.</w:t>
       </w:r>
     </w:p>
     <w:p>
       <w:pPr>
         <w:pStyle w:val="ListBullet"/>
+      </w:pPr>
+      <w:r>
+        <w:t>Automated approval and time sheet workflows across platforms, eliminating 300+ manual data exports and establishing governed process architecture.</w:t>
+      </w:r>
+    </w:p>
+    <w:p>
+      <w:pPr>
+        <w:spacing w:after="0" w:line="276" w:lineRule="auto"/>
         <w:rPr>
           <w:rStyle w:val="spanjobtitle"/>
+          <w:rFonts w:eastAsia="Century Gothic" w:cstheme="minorHAnsi"/>
           <w:b w:val="0"/>
           <w:bCs w:val="0"/>
           <w:sz w:val="22"/>
           <w:szCs w:val="22"/>
         </w:rPr>
       </w:pPr>
-      <w:r>
-        <w:t>Streamlined operations by designing automated Power Apps and Power Automate workflows, eliminating 300+ exports annually and digitizing approval routing.</w:t>
-      </w:r>
+      <w:r/>
+    </w:p>
+    <w:p>
+      <w:pPr>
+        <w:spacing w:after="0" w:line="276" w:lineRule="auto"/>
+        <w:rPr>
+          <w:rStyle w:val="spanjobtitle"/>
+          <w:rFonts w:eastAsia="Century Gothic" w:cstheme="minorHAnsi"/>
+          <w:b w:val="0"/>
+          <w:bCs w:val="0"/>
+          <w:sz w:val="22"/>
+          <w:szCs w:val="22"/>
+        </w:rPr>
+      </w:pPr>
     </w:p>
     <w:p>
       <w:pPr>
@@ -481,7 +500,7 @@
         <w:pStyle w:val="ListBullet"/>
       </w:pPr>
       <w:r>
-        <w:t>Automated Estimate at Completion (EAC/ETC) calculations by developing SQL queries and interactive Power BI dashboards, replacing manual spreadsheets.</w:t>
+        <w:t>Formulated forecasting measures using DAX, JD Edwards, and Power BI to project recovery timelines, delivery dates, and operational handovers.</w:t>
       </w:r>
     </w:p>
     <w:p>
@@ -489,23 +508,38 @@
         <w:pStyle w:val="ListBullet"/>
       </w:pPr>
       <w:r>
-        <w:t>Formulated predictive forecasting measures using DAX, Power BI, and JD Edwards data to project aircraft recovery timelines, delivery schedules, and handovers.</w:t>
+        <w:t>Automated ETC and EAC calculations by engineering SQL and Power BI dashboards, completely replacing manual spreadsheet analysis.</w:t>
       </w:r>
     </w:p>
     <w:p>
       <w:pPr>
         <w:pStyle w:val="ListBullet"/>
+      </w:pPr>
+      <w:r>
+        <w:t>Developed plant-wide performance monitoring dashboards integrating Earned Value Management metrics including CPI and SPI.</w:t>
+      </w:r>
+    </w:p>
+    <w:p>
+      <w:pPr>
+        <w:pStyle w:val="ListBullet"/>
+      </w:pPr>
+      <w:r>
+        <w:t>Conducted project analytics and schedule recovery modeling to facilitate high-stakes operational decision-making.</w:t>
+      </w:r>
+    </w:p>
+    <w:p>
+      <w:pPr>
+        <w:spacing w:line="276" w:lineRule="auto"/>
         <w:rPr>
           <w:rStyle w:val="spanjobtitle"/>
+          <w:rFonts w:eastAsia="Century Gothic" w:cstheme="minorHAnsi"/>
           <w:b w:val="0"/>
           <w:bCs w:val="0"/>
           <w:sz w:val="22"/>
           <w:szCs w:val="22"/>
         </w:rPr>
       </w:pPr>
-      <w:r>
-        <w:t>Designed plant KPI dashboards monitoring Earned Value Management metrics, including Schedule Performance Index (SPI) and Cost Performance Index (CPI), to enhance operational decision-making.</w:t>
-      </w:r>
+      <w:r/>
     </w:p>
     <w:p>
       <w:pPr>
@@ -597,29 +631,37 @@
         </w:rPr>
         <w:t xml:space="preserve"> | 09/2024 - 12/2024</w:t>
       </w:r>
+      <w:bookmarkEnd w:id="1"/>
     </w:p>
     <w:p>
       <w:pPr>
         <w:pStyle w:val="ListBullet"/>
       </w:pPr>
       <w:r>
-        <w:t>Executed financial modeling, capital planning, and ROI analysis for a collaborative robot initiative, identifying $1.4M in projected savings with a sub-1-year payback period.</w:t>
+        <w:t>Conducted rigorous ROI analysis and financial modeling for robotics capital planning, projecting $1.4M in savings with a sub-1-year payback period.</w:t>
       </w:r>
     </w:p>
     <w:p>
       <w:pPr>
         <w:pStyle w:val="ListBullet"/>
+      </w:pPr>
+      <w:r>
+        <w:t>Delivered executive-level data presentations to the Vice President, securing formal capital project authorization and stakeholder buy-in.</w:t>
+      </w:r>
+    </w:p>
+    <w:p>
+      <w:pPr>
+        <w:spacing w:after="0" w:line="276" w:lineRule="auto"/>
         <w:rPr>
           <w:rStyle w:val="spanjobtitle"/>
+          <w:rFonts w:eastAsia="Century Gothic" w:cstheme="minorHAnsi"/>
           <w:b w:val="0"/>
           <w:bCs w:val="0"/>
           <w:sz w:val="22"/>
           <w:szCs w:val="22"/>
         </w:rPr>
       </w:pPr>
-      <w:r>
-        <w:t>Designed mechanical conveyor integrations and custom chute systems utilizing CAD.</w:t>
-      </w:r>
+      <w:r/>
     </w:p>
     <w:p>
       <w:pPr>
@@ -708,24 +750,38 @@
         <w:pStyle w:val="ListBullet"/>
       </w:pPr>
       <w:r>
-        <w:t>Analyzed patient flow, clinic utilization rates, and staffing capacity using Excel analytics and data visualizations to optimize healthcare operations.</w:t>
+        <w:t>Analyzed patient throughput, clinic utilization, and staffing capacity using operational analytics, Excel modeling, and data visualization.</w:t>
       </w:r>
     </w:p>
     <w:p>
       <w:pPr>
         <w:pStyle w:val="ListBullet"/>
+      </w:pPr>
+      <w:r>
+        <w:t>Mapped clinical workflows to identify resource constraints and evaluate operational bottlenecks.</w:t>
+      </w:r>
+    </w:p>
+    <w:p>
+      <w:pPr>
+        <w:pStyle w:val="ListBullet"/>
+      </w:pPr>
+      <w:r>
+        <w:t>Consolidated four legacy workflows into an automated incident management and reporting system utilizing Power Automate.</w:t>
+      </w:r>
+    </w:p>
+    <w:p>
+      <w:pPr>
+        <w:spacing w:after="0" w:line="276" w:lineRule="auto"/>
         <w:rPr>
           <w:rStyle w:val="spanjobtitle"/>
+          <w:rFonts w:eastAsia="Century Gothic" w:cstheme="minorHAnsi"/>
           <w:b w:val="0"/>
           <w:bCs w:val="0"/>
           <w:sz w:val="22"/>
           <w:szCs w:val="22"/>
         </w:rPr>
       </w:pPr>
-      <w:r>
-        <w:lastRenderedPageBreak/>
-        <w:t>Facilitated healthcare operational process mapping using Mural to evaluate resource distribution and operational constraints.</w:t>
-      </w:r>
+      <w:r/>
     </w:p>
     <w:p>
       <w:pPr>
@@ -779,7 +835,7 @@
         </w:rPr>
         <w:t xml:space="preserve"> </w:t>
       </w:r>
-      <w:bookmarkStart w:id="1" w:name="_Hlk206863894"/>
+      <w:bookmarkStart w:id="3" w:name="_Hlk206863894"/>
       <w:r>
         <w:rPr>
           <w:rStyle w:val="spanjobtitle"/>
@@ -796,7 +852,8 @@
         </w:rPr>
         <w:t xml:space="preserve"> </w:t>
       </w:r>
-      <w:bookmarkEnd w:id="1"/>
+      <w:bookmarkEnd w:id="2"/>
+      <w:bookmarkEnd w:id="3"/>
       <w:r>
         <w:rPr>
           <w:rStyle w:val="spanjobtitle"/>
@@ -837,23 +894,22 @@
         <w:pStyle w:val="ListBullet"/>
       </w:pPr>
       <w:r>
-        <w:t>Performed tooling utilization and inventory analytics utilizing SQL and Excel to evaluate operational efficiency.</w:t>
+        <w:t>Conducted inventory and tooling utilization analytics using SQL queries and Excel to evaluate operational resource allocation.</w:t>
       </w:r>
     </w:p>
     <w:p>
       <w:pPr>
-        <w:pStyle w:val="ListBullet"/>
+        <w:spacing w:after="0" w:line="276" w:lineRule="auto"/>
         <w:rPr>
           <w:rStyle w:val="spanjobtitle"/>
+          <w:rFonts w:eastAsia="Century Gothic" w:cstheme="minorHAnsi"/>
           <w:b w:val="0"/>
           <w:bCs w:val="0"/>
           <w:sz w:val="22"/>
           <w:szCs w:val="22"/>
         </w:rPr>
       </w:pPr>
-      <w:r>
-        <w:t>Optimized tooling management systems through workflow automation and targeted process improvement initiatives.</w:t>
-      </w:r>
+      <w:r/>
     </w:p>
     <w:bookmarkEnd w:id="0"/>
     <w:p>
@@ -872,7 +928,6 @@
           <w:showingPlcHdr/>
           <w15:appearance w15:val="hidden"/>
         </w:sdtPr>
-        <w:sdtEndPr/>
         <w:sdtContent>
           <w:r>
             <w:t>Skills &amp; Abilities</w:t>
@@ -896,17 +951,21 @@
     <w:p>
       <w:pPr>
         <w:pStyle w:val="ListBullet"/>
+      </w:pPr>
+      <w:r>
+        <w:t>SQL, DAX, Power Apps, Power Automate, AI Agent Integration, Prompt Engineering</w:t>
+      </w:r>
+    </w:p>
+    <w:p>
+      <w:pPr>
+        <w:spacing w:after="0" w:line="276" w:lineRule="auto"/>
         <w:rPr>
           <w:rStyle w:val="spanjobtitle"/>
-          <w:b w:val="0"/>
-          <w:bCs w:val="0"/>
-          <w:sz w:val="22"/>
-          <w:szCs w:val="22"/>
-        </w:rPr>
-      </w:pPr>
-      <w:r>
-        <w:t>SQL, DAX, Power Apps, Power Automate</w:t>
-      </w:r>
+          <w:rFonts w:eastAsia="Century Gothic" w:cstheme="minorHAnsi"/>
+          <w:color w:val="262626" w:themeColor="text1" w:themeTint="D9"/>
+        </w:rPr>
+      </w:pPr>
+      <w:r/>
     </w:p>
     <w:p>
       <w:pPr>
@@ -930,17 +989,21 @@
     <w:p>
       <w:pPr>
         <w:pStyle w:val="ListBullet"/>
+      </w:pPr>
+      <w:r>
+        <w:t>Forecasting, Statistical Data Modeling, Earned Value Management (CPI/SPI), Model Evaluation &amp; Testing, RAG Architecture, Financial Modeling, KPI Design, Data Visualization</w:t>
+      </w:r>
+    </w:p>
+    <w:p>
+      <w:pPr>
+        <w:spacing w:after="0" w:line="276" w:lineRule="auto"/>
         <w:rPr>
           <w:rStyle w:val="spanjobtitle"/>
-          <w:b w:val="0"/>
-          <w:bCs w:val="0"/>
-          <w:sz w:val="22"/>
-          <w:szCs w:val="22"/>
-        </w:rPr>
-      </w:pPr>
-      <w:r>
-        <w:t>Predictive Forecasting, Data Modeling, Retrieval-Augmented Generation (RAG), AI Agent Architecture, Prompt Engineering, Earned Value Management (EVM), Financial Modeling, Inventory Analytics</w:t>
-      </w:r>
+          <w:rFonts w:eastAsia="Century Gothic" w:cstheme="minorHAnsi"/>
+          <w:color w:val="262626" w:themeColor="text1" w:themeTint="D9"/>
+        </w:rPr>
+      </w:pPr>
+      <w:r/>
     </w:p>
     <w:p>
       <w:pPr>
@@ -966,8 +1029,22 @@
         <w:pStyle w:val="ListBullet"/>
       </w:pPr>
       <w:r>
-        <w:t>Executive Reporting, Data Visualization, Cross-Functional Collaboration, Process Architecture &amp; Mapping (Mural), Technical &amp; Non-Technical Stakeholder Communication</w:t>
-      </w:r>
+        <w:t>Executive Presentations, Stakeholder Management, Cross-Functional Collaboration, Technical Process Documentation, Business Case Development</w:t>
+      </w:r>
+    </w:p>
+    <w:p>
+      <w:pPr>
+        <w:spacing w:after="0" w:line="276" w:lineRule="auto"/>
+        <w:rPr>
+          <w:rFonts w:eastAsia="Century Gothic" w:cstheme="minorHAnsi"/>
+          <w:b/>
+          <w:bCs/>
+          <w:color w:val="262626" w:themeColor="text1" w:themeTint="D9"/>
+          <w:sz w:val="24"/>
+          <w:szCs w:val="24"/>
+        </w:rPr>
+      </w:pPr>
+      <w:r/>
     </w:p>
     <w:p>
       <w:pPr>
@@ -1195,6 +1272,7 @@
           <w:sz w:val="22"/>
           <w:szCs w:val="22"/>
         </w:rPr>
+        <w:lastRenderedPageBreak/>
         <w:t xml:space="preserve">Translated findings into recommendations that reduced wait times by 58% and </w:t>
       </w:r>
       <w:r>
@@ -4510,7 +4588,6 @@
   <w:style w:type="character" w:default="1" w:styleId="DefaultParagraphFont">
     <w:name w:val="Default Paragraph Font"/>
     <w:uiPriority w:val="1"/>
-    <w:semiHidden/>
     <w:unhideWhenUsed/>
   </w:style>
   <w:style w:type="table" w:default="1" w:styleId="TableNormal">
@@ -5495,7 +5572,6 @@
     <w:rsid w:val="001A2EDC"/>
     <w:rsid w:val="001D5D30"/>
     <w:rsid w:val="0020014E"/>
-    <w:rsid w:val="00204993"/>
     <w:rsid w:val="00204B94"/>
     <w:rsid w:val="00256496"/>
     <w:rsid w:val="00297FEC"/>
@@ -5503,7 +5579,6 @@
     <w:rsid w:val="002C29AE"/>
     <w:rsid w:val="002D3812"/>
     <w:rsid w:val="002F1B50"/>
-    <w:rsid w:val="0030053D"/>
     <w:rsid w:val="00306B71"/>
     <w:rsid w:val="0037302A"/>
     <w:rsid w:val="003804BF"/>
